--- a/episodes/The_Dark_Rise_Episode_76.docx
+++ b/episodes/The_Dark_Rise_Episode_76.docx
@@ -140,20 +140,7 @@
     </w:p>
     <w:p>
       <w:pPr>
-        <w:spacing w:after="0" w:line="360"/>
-      </w:pPr>
-      <w:r>
-        <w:rPr>
-          <w:rFonts w:ascii="Georgia" w:hAnsi="Georgia" w:cs="Georgia"/>
-          <w:sz w:val="24"/>
-          <w:szCs w:val="24"/>
-        </w:rPr>
-        <w:t xml:space="preserve"/>
-      </w:r>
-    </w:p>
-    <w:p>
-      <w:pPr>
-        <w:spacing w:after="60" w:line="360"/>
+        <w:spacing w:after="60" w:line="360" w:before="480"/>
         <w:ind w:firstLine="360"/>
       </w:pPr>
       <w:r>
@@ -265,20 +252,7 @@
     </w:p>
     <w:p>
       <w:pPr>
-        <w:spacing w:after="0" w:line="360"/>
-      </w:pPr>
-      <w:r>
-        <w:rPr>
-          <w:rFonts w:ascii="Georgia" w:hAnsi="Georgia" w:cs="Georgia"/>
-          <w:sz w:val="24"/>
-          <w:szCs w:val="24"/>
-        </w:rPr>
-        <w:t xml:space="preserve"/>
-      </w:r>
-    </w:p>
-    <w:p>
-      <w:pPr>
-        <w:spacing w:after="60" w:line="360"/>
+        <w:spacing w:after="60" w:line="360" w:before="480"/>
         <w:ind w:firstLine="360"/>
       </w:pPr>
       <w:r>

--- a/episodes/The_Dark_Rise_Episode_76.docx
+++ b/episodes/The_Dark_Rise_Episode_76.docx
@@ -79,7 +79,7 @@
           <w:sz w:val="24"/>
           <w:szCs w:val="24"/>
         </w:rPr>
-        <w:t xml:space="preserve">Amara found Kene crouched at the compound's edge in the quiet hour before the evening meal, tracing something into the soft dirt with one finger, slow and careful and entirely unbothered by her approach. She recognized the shape before she consciously understood why it frightened her: a spiral, drawn from the outside in, the same unhurried pattern she had once watched Zara's own hand trace without her permission, twice, in two different seasons.</w:t>
+        <w:t xml:space="preserve">Amara found Kene crouched at the compound's edge in the quiet hour before the evening meal, tracing something into the soft dirt with one finger, slow and careful and entirely unbothered by her approach. She recognized the shape before she consciously understood why it frightened her: a spiral, drawn from the outside in, the same unhurried pattern she had once watched Zara's own hand trace without her permission, twice, in two different seasons. Around them the compound went on with its ordinary evening noises, wood smoke and a neighbor's voice and somewhere the small clatter of a cooking pot, all of it suddenly very far away.</w:t>
       </w:r>
     </w:p>
     <w:p>
